--- a/Tailored_CVs/Shinoy_Spilberg_Test_Coordinator.docx
+++ b/Tailored_CVs/Shinoy_Spilberg_Test_Coordinator.docx
@@ -70,7 +70,7 @@
           <w:b w:val="0"/>
           <w:sz w:val="19"/>
         </w:rPr>
-        <w:t>I am a QA engineer with over eight years of experience coordinating test activities and aligning development, testing, and business teams within banking and financial environments. My background includes setting up automation frameworks, managing complex end-to-end test processes, and working directly with stakeholders to handle release requirements. I enjoy bringing structure to testing workflows and helping cross-functional teams deliver stable software.</w:t>
+        <w:t>I am a QA engineer with over 8 years of experience coordinating test activities and aligning cross-functional teams within financial systems. My background covers setting up test automation, handling backend data validation, and working closely with stakeholders to manage release quality. I bring a practical approach to test planning, integration checks, and keeping teams on the same page during complex deployments.</w:t>
       </w:r>
     </w:p>
     <w:p>
@@ -288,7 +288,7 @@
           <w:b w:val="0"/>
           <w:sz w:val="18"/>
         </w:rPr>
-        <w:t>▸ Coordinated test activities and scheduled alignment calls with stakeholders and technical teams prior to deployment to reduce defect leakage.</w:t>
+        <w:t>▸ Coordinated test activities and regression test builds with crossfunctional teams and SREs to align release objectives and reduce defect leakage.</w:t>
       </w:r>
     </w:p>
     <w:p>
@@ -301,7 +301,7 @@
           <w:b w:val="0"/>
           <w:sz w:val="18"/>
         </w:rPr>
-        <w:t>▸ Created and maintained test automation frameworks using Java Selenium and TypeScript Playwright for complex financial workflows.</w:t>
+        <w:t>▸ Created and maintained test automation frameworks using Java Selenium and Playwright TypeScript, balancing automated execution with functional oversight.</w:t>
       </w:r>
     </w:p>
     <w:p>
@@ -314,7 +314,7 @@
           <w:b w:val="0"/>
           <w:sz w:val="18"/>
         </w:rPr>
-        <w:t>▸ Executed functional, regression, and integration testing across multiservice environments while validating massive datasets using Oracle SQL.</w:t>
+        <w:t>▸ Managed defect tracking and test documentation to ensure clear communication between developers, business stakeholders, and testing teams.</w:t>
       </w:r>
     </w:p>
     <w:p>
@@ -327,7 +327,7 @@
           <w:b w:val="0"/>
           <w:sz w:val="18"/>
         </w:rPr>
-        <w:t>▸ Streamlined test generation and deployment scripts utilizing AI tools like Gemini Code Assist.</w:t>
+        <w:t>▸ Executed complex backend database validations using Oracle SQL to support endtoend data integrity across financial workflows.</w:t>
       </w:r>
     </w:p>
     <w:p>
